--- a/docs/TAEP_senaria_apodochis.docx
+++ b/docs/TAEP_senaria_apodochis.docx
@@ -30,7 +30,7 @@
         <w:t xml:space="preserve">Ημερομηνία εκτέλεσης: </w:t>
       </w:r>
       <w:r>
-        <w:t>05/10/2026 10:01</w:t>
+        <w:t>19/10/2026 14:21</w:t>
         <w:br/>
       </w:r>
       <w:r>
@@ -40,7 +40,7 @@
         <w:t xml:space="preserve">Σενάρια: </w:t>
       </w:r>
       <w:r>
-        <w:t>25 — επιτυχία 25, αποτυχία 0</w:t>
+        <w:t>27 — επιτυχία 27, αποτυχία 0</w:t>
         <w:br/>
       </w:r>
       <w:r>
@@ -50,7 +50,7 @@
         <w:t xml:space="preserve">Έλεγχοι: </w:t>
       </w:r>
       <w:r>
-        <w:t>91</w:t>
+        <w:t>99</w:t>
         <w:br/>
       </w:r>
       <w:r>
@@ -1312,6 +1312,98 @@
           </w:p>
         </w:tc>
       </w:tr>
+      <w:tr>
+        <w:tc>
+          <w:tcPr>
+            <w:tcW w:type="dxa" w:w="907"/>
+          </w:tcPr>
+          <w:p>
+            <w:r>
+              <w:t>ΣΑ-26</w:t>
+            </w:r>
+          </w:p>
+        </w:tc>
+        <w:tc>
+          <w:tcPr>
+            <w:tcW w:type="dxa" w:w="5102"/>
+          </w:tcPr>
+          <w:p>
+            <w:r>
+              <w:t>Ο αριθμός από το έντυπο ανοίγει την κοστολόγηση</w:t>
+            </w:r>
+          </w:p>
+        </w:tc>
+        <w:tc>
+          <w:tcPr>
+            <w:tcW w:type="dxa" w:w="1247"/>
+          </w:tcPr>
+          <w:p>
+            <w:r>
+              <w:t>§12</w:t>
+            </w:r>
+          </w:p>
+        </w:tc>
+        <w:tc>
+          <w:tcPr>
+            <w:tcW w:type="dxa" w:w="1361"/>
+          </w:tcPr>
+          <w:p>
+            <w:r>
+              <w:rPr>
+                <w:b/>
+                <w:color w:val="2E7D32"/>
+              </w:rPr>
+              <w:t>Επιτυχία</w:t>
+            </w:r>
+          </w:p>
+        </w:tc>
+      </w:tr>
+      <w:tr>
+        <w:tc>
+          <w:tcPr>
+            <w:tcW w:type="dxa" w:w="907"/>
+          </w:tcPr>
+          <w:p>
+            <w:r>
+              <w:t>ΣΑ-27</w:t>
+            </w:r>
+          </w:p>
+        </w:tc>
+        <w:tc>
+          <w:tcPr>
+            <w:tcW w:type="dxa" w:w="5102"/>
+          </w:tcPr>
+          <w:p>
+            <w:r>
+              <w:t>Αριθμός άλλου νοσηλευτηρίου δεν αποκαλύπτεται</w:t>
+            </w:r>
+          </w:p>
+        </w:tc>
+        <w:tc>
+          <w:tcPr>
+            <w:tcW w:type="dxa" w:w="1247"/>
+          </w:tcPr>
+          <w:p>
+            <w:r>
+              <w:t>§13</w:t>
+            </w:r>
+          </w:p>
+        </w:tc>
+        <w:tc>
+          <w:tcPr>
+            <w:tcW w:type="dxa" w:w="1361"/>
+          </w:tcPr>
+          <w:p>
+            <w:r>
+              <w:rPr>
+                <w:b/>
+                <w:color w:val="2E7D32"/>
+              </w:rPr>
+              <w:t>Επιτυχία</w:t>
+            </w:r>
+          </w:p>
+        </w:tc>
+      </w:tr>
     </w:tbl>
     <w:p>
       <w:r>
@@ -4215,6 +4307,244 @@
       </w:pPr>
       <w:r>
         <w:t>προσφέρεται συμπλήρωση στοιχείων</w:t>
+      </w:r>
+    </w:p>
+    <w:p>
+      <w:pPr>
+        <w:spacing w:after="160"/>
+      </w:pPr>
+    </w:p>
+    <w:p>
+      <w:r>
+        <w:rPr>
+          <w:b/>
+          <w:color w:val="2E7D32"/>
+          <w:sz w:val="22"/>
+        </w:rPr>
+        <w:t>ΣΑ-26 — Ο αριθμός από το έντυπο ανοίγει την κοστολόγηση</w:t>
+      </w:r>
+    </w:p>
+    <w:p>
+      <w:pPr>
+        <w:spacing w:after="40"/>
+        <w:jc w:val="both"/>
+      </w:pPr>
+      <w:r>
+        <w:rPr>
+          <w:b/>
+        </w:rPr>
+        <w:t xml:space="preserve">Δεδομένου: </w:t>
+      </w:r>
+      <w:r>
+        <w:t>Οριστικοποιημένη κοστολόγηση με τυπωμένο αριθμό OKY1054/0001.</w:t>
+      </w:r>
+    </w:p>
+    <w:p>
+      <w:pPr>
+        <w:spacing w:after="40"/>
+        <w:jc w:val="both"/>
+      </w:pPr>
+      <w:r>
+        <w:rPr>
+          <w:b/>
+        </w:rPr>
+        <w:t xml:space="preserve">Όταν: </w:t>
+      </w:r>
+      <w:r>
+        <w:t>Σαρώνεται ο κωδικός από το έντυπο, ή γράφεται ο αριθμός στο πλαίσιο αναζήτησης — και στις χαλαρές μορφές «1054/1» και «oky1054-0001».</w:t>
+      </w:r>
+    </w:p>
+    <w:p>
+      <w:pPr>
+        <w:spacing w:after="40"/>
+        <w:jc w:val="both"/>
+      </w:pPr>
+      <w:r>
+        <w:rPr>
+          <w:b/>
+        </w:rPr>
+        <w:t xml:space="preserve">Τότε: </w:t>
+      </w:r>
+      <w:r>
+        <w:t>Ανοίγει η ίδια κοστολόγηση, χωρίς να ξαναγραφτεί κανένα στοιχείο.</w:t>
+      </w:r>
+    </w:p>
+    <w:p>
+      <w:pPr>
+        <w:spacing w:after="60"/>
+      </w:pPr>
+      <w:r>
+        <w:rPr>
+          <w:b/>
+        </w:rPr>
+        <w:t xml:space="preserve">Παράγραφος προδιαγραφής: </w:t>
+      </w:r>
+      <w:r>
+        <w:t>§12</w:t>
+      </w:r>
+    </w:p>
+    <w:p>
+      <w:r>
+        <w:rPr>
+          <w:b/>
+          <w:color w:val="2E7D32"/>
+        </w:rPr>
+        <w:t>Επαληθεύτηκε (5 έλεγχοι):</w:t>
+      </w:r>
+    </w:p>
+    <w:p>
+      <w:pPr>
+        <w:pStyle w:val="ListBullet"/>
+        <w:spacing w:after="20"/>
+      </w:pPr>
+      <w:r>
+        <w:t>ο αριθμός είναι OKY1054/0001</w:t>
+      </w:r>
+    </w:p>
+    <w:p>
+      <w:pPr>
+        <w:pStyle w:val="ListBullet"/>
+        <w:spacing w:after="20"/>
+      </w:pPr>
+      <w:r>
+        <w:t>«OKY1054/0001» ανοίγει την κοστολόγηση</w:t>
+      </w:r>
+    </w:p>
+    <w:p>
+      <w:pPr>
+        <w:pStyle w:val="ListBullet"/>
+        <w:spacing w:after="20"/>
+      </w:pPr>
+      <w:r>
+        <w:t>«1054/1» ανοίγει την κοστολόγηση</w:t>
+      </w:r>
+    </w:p>
+    <w:p>
+      <w:pPr>
+        <w:pStyle w:val="ListBullet"/>
+        <w:spacing w:after="20"/>
+      </w:pPr>
+      <w:r>
+        <w:t>«oky1054-0001» ανοίγει την κοστολόγηση</w:t>
+      </w:r>
+    </w:p>
+    <w:p>
+      <w:pPr>
+        <w:pStyle w:val="ListBullet"/>
+        <w:spacing w:after="20"/>
+      </w:pPr>
+      <w:r>
+        <w:t>«1054/0001» ανοίγει την κοστολόγηση</w:t>
+      </w:r>
+    </w:p>
+    <w:p>
+      <w:pPr>
+        <w:spacing w:after="160"/>
+      </w:pPr>
+    </w:p>
+    <w:p>
+      <w:r>
+        <w:rPr>
+          <w:b/>
+          <w:color w:val="2E7D32"/>
+          <w:sz w:val="22"/>
+        </w:rPr>
+        <w:t>ΣΑ-27 — Αριθμός άλλου νοσηλευτηρίου δεν αποκαλύπτεται</w:t>
+      </w:r>
+    </w:p>
+    <w:p>
+      <w:pPr>
+        <w:spacing w:after="40"/>
+        <w:jc w:val="both"/>
+      </w:pPr>
+      <w:r>
+        <w:rPr>
+          <w:b/>
+        </w:rPr>
+        <w:t xml:space="preserve">Δεδομένου: </w:t>
+      </w:r>
+      <w:r>
+        <w:t>Κοστολόγηση που ανήκει στο Γενικό Νοσοκομείο Λεμεσού.</w:t>
+      </w:r>
+    </w:p>
+    <w:p>
+      <w:pPr>
+        <w:spacing w:after="40"/>
+        <w:jc w:val="both"/>
+      </w:pPr>
+      <w:r>
+        <w:rPr>
+          <w:b/>
+        </w:rPr>
+        <w:t xml:space="preserve">Όταν: </w:t>
+      </w:r>
+      <w:r>
+        <w:t>Κωδικοποιητής της Λευκωσίας δίνει τον αριθμό της στο πλαίσιο αναζήτησης.</w:t>
+      </w:r>
+    </w:p>
+    <w:p>
+      <w:pPr>
+        <w:spacing w:after="40"/>
+        <w:jc w:val="both"/>
+      </w:pPr>
+      <w:r>
+        <w:rPr>
+          <w:b/>
+        </w:rPr>
+        <w:t xml:space="preserve">Τότε: </w:t>
+      </w:r>
+      <w:r>
+        <w:t>Λαμβάνει το ίδιο μήνυμα όπως για αριθμό που δεν υπάρχει καθόλου· δεν μαθαίνει ότι η κοστολόγηση υπάρχει.</w:t>
+      </w:r>
+    </w:p>
+    <w:p>
+      <w:pPr>
+        <w:spacing w:after="60"/>
+      </w:pPr>
+      <w:r>
+        <w:rPr>
+          <w:b/>
+        </w:rPr>
+        <w:t xml:space="preserve">Παράγραφος προδιαγραφής: </w:t>
+      </w:r>
+      <w:r>
+        <w:t>§13</w:t>
+      </w:r>
+    </w:p>
+    <w:p>
+      <w:r>
+        <w:rPr>
+          <w:b/>
+          <w:color w:val="2E7D32"/>
+        </w:rPr>
+        <w:t>Επαληθεύτηκε (3 έλεγχοι):</w:t>
+      </w:r>
+    </w:p>
+    <w:p>
+      <w:pPr>
+        <w:pStyle w:val="ListBullet"/>
+        <w:spacing w:after="20"/>
+      </w:pPr>
+      <w:r>
+        <w:t>απαντά «δεν βρέθηκε»</w:t>
+      </w:r>
+    </w:p>
+    <w:p>
+      <w:pPr>
+        <w:pStyle w:val="ListBullet"/>
+        <w:spacing w:after="20"/>
+      </w:pPr>
+      <w:r>
+        <w:t>ίδια απάντηση για ανύπαρκτο αριθμό</w:t>
+      </w:r>
+    </w:p>
+    <w:p>
+      <w:pPr>
+        <w:pStyle w:val="ListBullet"/>
+        <w:spacing w:after="20"/>
+      </w:pPr>
+      <w:r>
+        <w:t>δεν δίνεται σύνδεσμος προς την κοστολόγηση</w:t>
       </w:r>
     </w:p>
     <w:p>

--- a/docs/TAEP_senaria_apodochis.docx
+++ b/docs/TAEP_senaria_apodochis.docx
@@ -30,7 +30,7 @@
         <w:t xml:space="preserve">Ημερομηνία εκτέλεσης: </w:t>
       </w:r>
       <w:r>
-        <w:t>19/10/2026 14:21</w:t>
+        <w:t>19/10/2026 14:31</w:t>
         <w:br/>
       </w:r>
       <w:r>
@@ -40,7 +40,7 @@
         <w:t xml:space="preserve">Σενάρια: </w:t>
       </w:r>
       <w:r>
-        <w:t>27 — επιτυχία 27, αποτυχία 0</w:t>
+        <w:t>28 — επιτυχία 28, αποτυχία 0</w:t>
         <w:br/>
       </w:r>
       <w:r>
@@ -50,7 +50,7 @@
         <w:t xml:space="preserve">Έλεγχοι: </w:t>
       </w:r>
       <w:r>
-        <w:t>99</w:t>
+        <w:t>105</w:t>
         <w:br/>
       </w:r>
       <w:r>
@@ -1404,6 +1404,52 @@
           </w:p>
         </w:tc>
       </w:tr>
+      <w:tr>
+        <w:tc>
+          <w:tcPr>
+            <w:tcW w:type="dxa" w:w="907"/>
+          </w:tcPr>
+          <w:p>
+            <w:r>
+              <w:t>ΣΑ-28</w:t>
+            </w:r>
+          </w:p>
+        </w:tc>
+        <w:tc>
+          <w:tcPr>
+            <w:tcW w:type="dxa" w:w="5102"/>
+          </w:tcPr>
+          <w:p>
+            <w:r>
+              <w:t>Το ταμείο διαβάζει, δεν γράφει</w:t>
+            </w:r>
+          </w:p>
+        </w:tc>
+        <w:tc>
+          <w:tcPr>
+            <w:tcW w:type="dxa" w:w="1247"/>
+          </w:tcPr>
+          <w:p>
+            <w:r>
+              <w:t>§8</w:t>
+            </w:r>
+          </w:p>
+        </w:tc>
+        <w:tc>
+          <w:tcPr>
+            <w:tcW w:type="dxa" w:w="1361"/>
+          </w:tcPr>
+          <w:p>
+            <w:r>
+              <w:rPr>
+                <w:b/>
+                <w:color w:val="2E7D32"/>
+              </w:rPr>
+              <w:t>Επιτυχία</w:t>
+            </w:r>
+          </w:p>
+        </w:tc>
+      </w:tr>
     </w:tbl>
     <w:p>
       <w:r>
@@ -4545,6 +4591,143 @@
       </w:pPr>
       <w:r>
         <w:t>δεν δίνεται σύνδεσμος προς την κοστολόγηση</w:t>
+      </w:r>
+    </w:p>
+    <w:p>
+      <w:pPr>
+        <w:spacing w:after="160"/>
+      </w:pPr>
+    </w:p>
+    <w:p>
+      <w:r>
+        <w:rPr>
+          <w:b/>
+          <w:color w:val="2E7D32"/>
+          <w:sz w:val="22"/>
+        </w:rPr>
+        <w:t>ΣΑ-28 — Το ταμείο διαβάζει, δεν γράφει</w:t>
+      </w:r>
+    </w:p>
+    <w:p>
+      <w:pPr>
+        <w:spacing w:after="40"/>
+        <w:jc w:val="both"/>
+      </w:pPr>
+      <w:r>
+        <w:rPr>
+          <w:b/>
+        </w:rPr>
+        <w:t xml:space="preserve">Δεδομένου: </w:t>
+      </w:r>
+      <w:r>
+        <w:t>Χρήστης ταμείου με μόνο το δικαίωμα taep.view.</w:t>
+      </w:r>
+    </w:p>
+    <w:p>
+      <w:pPr>
+        <w:spacing w:after="40"/>
+        <w:jc w:val="both"/>
+      </w:pPr>
+      <w:r>
+        <w:rPr>
+          <w:b/>
+        </w:rPr>
+        <w:t xml:space="preserve">Όταν: </w:t>
+      </w:r>
+      <w:r>
+        <w:t>Σαρώνει τον αριθμό από το έντυπο, ανοίγει την κοστολόγηση και την επανεκτυπώνει· στη συνέχεια επιχειρεί νέα καταχώρηση και ακύρωση.</w:t>
+      </w:r>
+    </w:p>
+    <w:p>
+      <w:pPr>
+        <w:spacing w:after="40"/>
+        <w:jc w:val="both"/>
+      </w:pPr>
+      <w:r>
+        <w:rPr>
+          <w:b/>
+        </w:rPr>
+        <w:t xml:space="preserve">Τότε: </w:t>
+      </w:r>
+      <w:r>
+        <w:t>Βλέπει και εκτυπώνει· η καταχώρηση και η ακύρωση απορρίπτονται. Η επανεκτύπωση καταγράφεται στο αρχείο ελέγχου.</w:t>
+      </w:r>
+    </w:p>
+    <w:p>
+      <w:pPr>
+        <w:spacing w:after="60"/>
+      </w:pPr>
+      <w:r>
+        <w:rPr>
+          <w:b/>
+        </w:rPr>
+        <w:t xml:space="preserve">Παράγραφος προδιαγραφής: </w:t>
+      </w:r>
+      <w:r>
+        <w:t>§8</w:t>
+      </w:r>
+    </w:p>
+    <w:p>
+      <w:r>
+        <w:rPr>
+          <w:b/>
+          <w:color w:val="2E7D32"/>
+        </w:rPr>
+        <w:t>Επαληθεύτηκε (6 έλεγχοι):</w:t>
+      </w:r>
+    </w:p>
+    <w:p>
+      <w:pPr>
+        <w:pStyle w:val="ListBullet"/>
+        <w:spacing w:after="20"/>
+      </w:pPr>
+      <w:r>
+        <w:t>ο αριθμός ανοίγει την κοστολόγηση</w:t>
+      </w:r>
+    </w:p>
+    <w:p>
+      <w:pPr>
+        <w:pStyle w:val="ListBullet"/>
+        <w:spacing w:after="20"/>
+      </w:pPr>
+      <w:r>
+        <w:t>η κοστολόγηση προβάλλεται</w:t>
+      </w:r>
+    </w:p>
+    <w:p>
+      <w:pPr>
+        <w:pStyle w:val="ListBullet"/>
+        <w:spacing w:after="20"/>
+      </w:pPr>
+      <w:r>
+        <w:t>επανεκτυπώνεται</w:t>
+      </w:r>
+    </w:p>
+    <w:p>
+      <w:pPr>
+        <w:pStyle w:val="ListBullet"/>
+        <w:spacing w:after="20"/>
+      </w:pPr>
+      <w:r>
+        <w:t>η επανεκτύπωση καταγράφεται</w:t>
+      </w:r>
+    </w:p>
+    <w:p>
+      <w:pPr>
+        <w:pStyle w:val="ListBullet"/>
+        <w:spacing w:after="20"/>
+      </w:pPr>
+      <w:r>
+        <w:t>η νέα καταχώρηση απορρίπτεται</w:t>
+      </w:r>
+    </w:p>
+    <w:p>
+      <w:pPr>
+        <w:pStyle w:val="ListBullet"/>
+        <w:spacing w:after="20"/>
+      </w:pPr>
+      <w:r>
+        <w:t>η ακύρωση απορρίπτεται</w:t>
       </w:r>
     </w:p>
     <w:p>

--- a/docs/TAEP_senaria_apodochis.docx
+++ b/docs/TAEP_senaria_apodochis.docx
@@ -30,7 +30,7 @@
         <w:t xml:space="preserve">Ημερομηνία εκτέλεσης: </w:t>
       </w:r>
       <w:r>
-        <w:t>19/10/2026 14:31</w:t>
+        <w:t>21/10/2026 12:08</w:t>
         <w:br/>
       </w:r>
       <w:r>
